--- a/Word Tables/Table2_Logistic_Regression.docx
+++ b/Word Tables/Table2_Logistic_Regression.docx
@@ -353,7 +353,7 @@
                 <w:rFonts w:ascii="Calibri" w:hAnsi="Calibri"/>
                 <w:sz w:val="20"/>
               </w:rPr>
-              <w:t xml:space="default">1.15 (0.70–1.89)</w:t>
+              <w:t xml:space="default">1.21 (0.75–1.97)</w:t>
             </w:r>
           </w:p>
         </w:tc>
@@ -377,7 +377,7 @@
                 <w:rFonts w:ascii="Calibri" w:hAnsi="Calibri"/>
                 <w:sz w:val="20"/>
               </w:rPr>
-              <w:t xml:space="default">0.572</w:t>
+              <w:t xml:space="default">0.435</w:t>
             </w:r>
           </w:p>
         </w:tc>
@@ -593,7 +593,7 @@
                 <w:rFonts w:ascii="Calibri" w:hAnsi="Calibri"/>
                 <w:sz w:val="20"/>
               </w:rPr>
-              <w:t xml:space="default">1.54 (0.77–3.10)</w:t>
+              <w:t xml:space="default">1.48 (0.74–2.97)</w:t>
             </w:r>
           </w:p>
         </w:tc>
@@ -617,7 +617,7 @@
                 <w:rFonts w:ascii="Calibri" w:hAnsi="Calibri"/>
                 <w:sz w:val="20"/>
               </w:rPr>
-              <w:t xml:space="default">0.223</w:t>
+              <w:t xml:space="default">0.267</w:t>
             </w:r>
           </w:p>
         </w:tc>
@@ -670,7 +670,7 @@
                 <w:rFonts w:ascii="Calibri" w:hAnsi="Calibri"/>
                 <w:sz w:val="20"/>
               </w:rPr>
-              <w:t xml:space="default">1.24 (0.65–2.33)</w:t>
+              <w:t xml:space="default">1.31 (0.67–2.56)</w:t>
             </w:r>
           </w:p>
         </w:tc>
@@ -694,7 +694,7 @@
                 <w:rFonts w:ascii="Calibri" w:hAnsi="Calibri"/>
                 <w:sz w:val="20"/>
               </w:rPr>
-              <w:t xml:space="default">0.514</w:t>
+              <w:t xml:space="default">0.437</w:t>
             </w:r>
           </w:p>
         </w:tc>
@@ -747,7 +747,7 @@
                 <w:rFonts w:ascii="Calibri" w:hAnsi="Calibri"/>
                 <w:sz w:val="20"/>
               </w:rPr>
-              <w:t xml:space="default">0.46 (0.21–1.03)</w:t>
+              <w:t xml:space="default">0.43 (0.20–0.95)</w:t>
             </w:r>
           </w:p>
         </w:tc>
@@ -771,7 +771,7 @@
                 <w:rFonts w:ascii="Calibri" w:hAnsi="Calibri"/>
                 <w:sz w:val="20"/>
               </w:rPr>
-              <w:t xml:space="default">0.059</w:t>
+              <w:t xml:space="default">0.038</w:t>
             </w:r>
           </w:p>
         </w:tc>
@@ -824,7 +824,7 @@
                 <w:rFonts w:ascii="Calibri" w:hAnsi="Calibri"/>
                 <w:sz w:val="20"/>
               </w:rPr>
-              <w:t xml:space="default">0.64 (0.14–2.86)</w:t>
+              <w:t xml:space="default">0.74 (0.16–3.31)</w:t>
             </w:r>
           </w:p>
         </w:tc>
@@ -848,7 +848,7 @@
                 <w:rFonts w:ascii="Calibri" w:hAnsi="Calibri"/>
                 <w:sz w:val="20"/>
               </w:rPr>
-              <w:t xml:space="default">0.561</w:t>
+              <w:t xml:space="default">0.691</w:t>
             </w:r>
           </w:p>
         </w:tc>
@@ -1064,7 +1064,7 @@
                 <w:rFonts w:ascii="Calibri" w:hAnsi="Calibri"/>
                 <w:sz w:val="20"/>
               </w:rPr>
-              <w:t xml:space="default">1.52 (0.75–3.06)</w:t>
+              <w:t xml:space="default">1.41 (0.70–2.82)</w:t>
             </w:r>
           </w:p>
         </w:tc>
@@ -1088,7 +1088,7 @@
                 <w:rFonts w:ascii="Calibri" w:hAnsi="Calibri"/>
                 <w:sz w:val="20"/>
               </w:rPr>
-              <w:t xml:space="default">0.244</w:t>
+              <w:t xml:space="default">0.337</w:t>
             </w:r>
           </w:p>
         </w:tc>
@@ -1141,7 +1141,7 @@
                 <w:rFonts w:ascii="Calibri" w:hAnsi="Calibri"/>
                 <w:sz w:val="20"/>
               </w:rPr>
-              <w:t xml:space="default">0.91 (0.45–1.83)</w:t>
+              <w:t xml:space="default">1.14 (0.59–2.23)</w:t>
             </w:r>
           </w:p>
         </w:tc>
@@ -1165,7 +1165,7 @@
                 <w:rFonts w:ascii="Calibri" w:hAnsi="Calibri"/>
                 <w:sz w:val="20"/>
               </w:rPr>
-              <w:t xml:space="default">0.783</w:t>
+              <w:t xml:space="default">0.696</w:t>
             </w:r>
           </w:p>
         </w:tc>
@@ -1218,7 +1218,7 @@
                 <w:rFonts w:ascii="Calibri" w:hAnsi="Calibri"/>
                 <w:sz w:val="20"/>
               </w:rPr>
-              <w:t xml:space="default">1.61 (0.61–4.21)</w:t>
+              <w:t xml:space="default">1.65 (0.65–4.21)</w:t>
             </w:r>
           </w:p>
         </w:tc>
@@ -1242,7 +1242,7 @@
                 <w:rFonts w:ascii="Calibri" w:hAnsi="Calibri"/>
                 <w:sz w:val="20"/>
               </w:rPr>
-              <w:t xml:space="default">0.334</w:t>
+              <w:t xml:space="default">0.295</w:t>
             </w:r>
           </w:p>
         </w:tc>
@@ -1375,7 +1375,7 @@
                 <w:rFonts w:ascii="Calibri" w:hAnsi="Calibri"/>
                 <w:sz w:val="20"/>
               </w:rPr>
-              <w:t xml:space="default">1.23 (0.59–2.55)</w:t>
+              <w:t xml:space="default">1.38 (0.68–2.80)</w:t>
             </w:r>
           </w:p>
         </w:tc>
@@ -1399,7 +1399,7 @@
                 <w:rFonts w:ascii="Calibri" w:hAnsi="Calibri"/>
                 <w:sz w:val="20"/>
               </w:rPr>
-              <w:t xml:space="default">0.583</w:t>
+              <w:t xml:space="default">0.374</w:t>
             </w:r>
           </w:p>
         </w:tc>
@@ -1452,7 +1452,7 @@
                 <w:rFonts w:ascii="Calibri" w:hAnsi="Calibri"/>
                 <w:sz w:val="20"/>
               </w:rPr>
-              <w:t xml:space="default">0.64 (0.30–1.36)</w:t>
+              <w:t xml:space="default">0.66 (0.31–1.42)</w:t>
             </w:r>
           </w:p>
         </w:tc>
@@ -1476,7 +1476,7 @@
                 <w:rFonts w:ascii="Calibri" w:hAnsi="Calibri"/>
                 <w:sz w:val="20"/>
               </w:rPr>
-              <w:t xml:space="default">0.245</w:t>
+              <w:t xml:space="default">0.293</w:t>
             </w:r>
           </w:p>
         </w:tc>
@@ -1529,7 +1529,7 @@
                 <w:rFonts w:ascii="Calibri" w:hAnsi="Calibri"/>
                 <w:sz w:val="20"/>
               </w:rPr>
-              <w:t xml:space="default">1.00 (0.47–2.11)</w:t>
+              <w:t xml:space="default">1.03 (0.49–2.15)</w:t>
             </w:r>
           </w:p>
         </w:tc>
@@ -1553,7 +1553,7 @@
                 <w:rFonts w:ascii="Calibri" w:hAnsi="Calibri"/>
                 <w:sz w:val="20"/>
               </w:rPr>
-              <w:t xml:space="default">1.000</w:t>
+              <w:t xml:space="default">0.941</w:t>
             </w:r>
           </w:p>
         </w:tc>
@@ -1769,7 +1769,7 @@
                 <w:rFonts w:ascii="Calibri" w:hAnsi="Calibri"/>
                 <w:sz w:val="20"/>
               </w:rPr>
-              <w:t xml:space="default">1.18 (0.38–3.65)</w:t>
+              <w:t xml:space="default">1.22 (0.38–3.88)</w:t>
             </w:r>
           </w:p>
         </w:tc>
@@ -1793,7 +1793,7 @@
                 <w:rFonts w:ascii="Calibri" w:hAnsi="Calibri"/>
                 <w:sz w:val="20"/>
               </w:rPr>
-              <w:t xml:space="default">0.778</w:t>
+              <w:t xml:space="default">0.742</w:t>
             </w:r>
           </w:p>
         </w:tc>
@@ -1846,7 +1846,7 @@
                 <w:rFonts w:ascii="Calibri" w:hAnsi="Calibri"/>
                 <w:sz w:val="20"/>
               </w:rPr>
-              <w:t xml:space="default">1.31 (0.66–2.61)</w:t>
+              <w:t xml:space="default">1.24 (0.63–2.44)</w:t>
             </w:r>
           </w:p>
         </w:tc>
@@ -1870,7 +1870,7 @@
                 <w:rFonts w:ascii="Calibri" w:hAnsi="Calibri"/>
                 <w:sz w:val="20"/>
               </w:rPr>
-              <w:t xml:space="default">0.444</w:t>
+              <w:t xml:space="default">0.537</w:t>
             </w:r>
           </w:p>
         </w:tc>
@@ -2006,7 +2006,7 @@
                 <w:rFonts w:ascii="Calibri" w:hAnsi="Calibri"/>
                 <w:sz w:val="20"/>
               </w:rPr>
-              <w:t xml:space="default">1.00 (0.42–2.37)</w:t>
+              <w:t xml:space="default">1.08 (0.47–2.50)</w:t>
             </w:r>
           </w:p>
         </w:tc>
@@ -2030,7 +2030,7 @@
                 <w:rFonts w:ascii="Calibri" w:hAnsi="Calibri"/>
                 <w:sz w:val="20"/>
               </w:rPr>
-              <w:t xml:space="default">0.992</w:t>
+              <w:t xml:space="default">0.860</w:t>
             </w:r>
           </w:p>
         </w:tc>
@@ -2083,7 +2083,7 @@
                 <w:rFonts w:ascii="Calibri" w:hAnsi="Calibri"/>
                 <w:sz w:val="20"/>
               </w:rPr>
-              <w:t xml:space="default">0.88 (0.42–1.87)</w:t>
+              <w:t xml:space="default">0.85 (0.39–1.87)</w:t>
             </w:r>
           </w:p>
         </w:tc>
@@ -2107,7 +2107,7 @@
                 <w:rFonts w:ascii="Calibri" w:hAnsi="Calibri"/>
                 <w:sz w:val="20"/>
               </w:rPr>
-              <w:t xml:space="default">0.746</w:t>
+              <w:t xml:space="default">0.692</w:t>
             </w:r>
           </w:p>
         </w:tc>
@@ -2240,7 +2240,7 @@
                 <w:rFonts w:ascii="Calibri" w:hAnsi="Calibri"/>
                 <w:sz w:val="20"/>
               </w:rPr>
-              <w:t xml:space="default">1.06 (0.52–2.17)</w:t>
+              <w:t xml:space="default">1.05 (0.52–2.12)</w:t>
             </w:r>
           </w:p>
         </w:tc>
@@ -2264,7 +2264,7 @@
                 <w:rFonts w:ascii="Calibri" w:hAnsi="Calibri"/>
                 <w:sz w:val="20"/>
               </w:rPr>
-              <w:t xml:space="default">0.870</w:t>
+              <w:t xml:space="default">0.900</w:t>
             </w:r>
           </w:p>
         </w:tc>
@@ -2317,7 +2317,7 @@
                 <w:rFonts w:ascii="Calibri" w:hAnsi="Calibri"/>
                 <w:sz w:val="20"/>
               </w:rPr>
-              <w:t xml:space="default">1.72 (0.97–3.04)</w:t>
+              <w:t xml:space="default">1.65 (0.93–2.93)</w:t>
             </w:r>
           </w:p>
         </w:tc>
@@ -2341,7 +2341,7 @@
                 <w:rFonts w:ascii="Calibri" w:hAnsi="Calibri"/>
                 <w:sz w:val="20"/>
               </w:rPr>
-              <w:t xml:space="default">0.065</w:t>
+              <w:t xml:space="default">0.090</w:t>
             </w:r>
           </w:p>
         </w:tc>
@@ -2477,7 +2477,7 @@
                 <w:rFonts w:ascii="Calibri" w:hAnsi="Calibri"/>
                 <w:sz w:val="20"/>
               </w:rPr>
-              <w:t xml:space="default">2.48 (1.06–5.85)</w:t>
+              <w:t xml:space="default">2.34 (1.02–5.36)</w:t>
             </w:r>
           </w:p>
         </w:tc>
@@ -2501,7 +2501,7 @@
                 <w:rFonts w:ascii="Calibri" w:hAnsi="Calibri"/>
                 <w:sz w:val="20"/>
               </w:rPr>
-              <w:t xml:space="default">0.039</w:t>
+              <w:t xml:space="default">0.047</w:t>
             </w:r>
           </w:p>
         </w:tc>
@@ -2634,7 +2634,7 @@
                 <w:rFonts w:ascii="Calibri" w:hAnsi="Calibri"/>
                 <w:sz w:val="20"/>
               </w:rPr>
-              <w:t xml:space="default">0.08 (0.01–0.41)</w:t>
+              <w:t xml:space="default">0.07 (0.01–0.39)</w:t>
             </w:r>
           </w:p>
         </w:tc>
@@ -2957,7 +2957,7 @@
                 <w:rFonts w:ascii="Calibri" w:hAnsi="Calibri"/>
                 <w:sz w:val="20"/>
               </w:rPr>
-              <w:t xml:space="default">1.23 (0.48–3.13)</w:t>
+              <w:t xml:space="default">1.34 (0.53–3.36)</w:t>
             </w:r>
           </w:p>
         </w:tc>
@@ -2981,7 +2981,7 @@
                 <w:rFonts w:ascii="Calibri" w:hAnsi="Calibri"/>
                 <w:sz w:val="20"/>
               </w:rPr>
-              <w:t xml:space="default">0.667</w:t>
+              <w:t xml:space="default">0.538</w:t>
             </w:r>
           </w:p>
         </w:tc>
@@ -3004,7 +3004,7 @@
                 <w:rFonts w:ascii="Calibri" w:hAnsi="Calibri"/>
                 <w:sz w:val="20"/>
               </w:rPr>
-              <w:t xml:space="preserve">Survey-weighted multivariable logistic regression (svyglm, quasibinomial). HCUP NASS 2016–2023. Reference: Male, Age 18–34, White, 76th–100th income quartile, Private insurance, South, Urban, Nonteaching. OR = odds ratio; CI = 95% confidence interval. Significant predictors (p&lt;0.05): West, Rural.</w:t>
+              <w:t xml:space="preserve">Survey-weighted multivariable logistic regression (svyglm, quasibinomial). HCUP NASS 2016–2023. Reference: Male, Age 18–34, White, 76th–100th income quartile, Private insurance, South, Urban, Nonteaching. OR = odds ratio; CI = 95% confidence interval. Significant predictors (p&lt;0.05): 55-65, West, Rural.</w:t>
             </w:r>
           </w:p>
         </w:tc>

--- a/Word Tables/Table2_Logistic_Regression.docx
+++ b/Word Tables/Table2_Logistic_Regression.docx
@@ -353,7 +353,7 @@
                 <w:rFonts w:ascii="Calibri" w:hAnsi="Calibri"/>
                 <w:sz w:val="20"/>
               </w:rPr>
-              <w:t xml:space="default">1.21 (0.75–1.97)</w:t>
+              <w:t xml:space="default">1.30 (0.78–2.17)</w:t>
             </w:r>
           </w:p>
         </w:tc>
@@ -377,7 +377,7 @@
                 <w:rFonts w:ascii="Calibri" w:hAnsi="Calibri"/>
                 <w:sz w:val="20"/>
               </w:rPr>
-              <w:t xml:space="default">0.435</w:t>
+              <w:t xml:space="default">0.319</w:t>
             </w:r>
           </w:p>
         </w:tc>
@@ -593,7 +593,7 @@
                 <w:rFonts w:ascii="Calibri" w:hAnsi="Calibri"/>
                 <w:sz w:val="20"/>
               </w:rPr>
-              <w:t xml:space="default">1.48 (0.74–2.97)</w:t>
+              <w:t xml:space="default">1.53 (0.72–3.25)</w:t>
             </w:r>
           </w:p>
         </w:tc>
@@ -670,7 +670,7 @@
                 <w:rFonts w:ascii="Calibri" w:hAnsi="Calibri"/>
                 <w:sz w:val="20"/>
               </w:rPr>
-              <w:t xml:space="default">1.31 (0.67–2.56)</w:t>
+              <w:t xml:space="default">1.48 (0.73–3.04)</w:t>
             </w:r>
           </w:p>
         </w:tc>
@@ -694,7 +694,7 @@
                 <w:rFonts w:ascii="Calibri" w:hAnsi="Calibri"/>
                 <w:sz w:val="20"/>
               </w:rPr>
-              <w:t xml:space="default">0.437</w:t>
+              <w:t xml:space="default">0.281</w:t>
             </w:r>
           </w:p>
         </w:tc>
@@ -747,7 +747,7 @@
                 <w:rFonts w:ascii="Calibri" w:hAnsi="Calibri"/>
                 <w:sz w:val="20"/>
               </w:rPr>
-              <w:t xml:space="default">0.43 (0.20–0.95)</w:t>
+              <w:t xml:space="default">0.55 (0.25–1.20)</w:t>
             </w:r>
           </w:p>
         </w:tc>
@@ -771,7 +771,7 @@
                 <w:rFonts w:ascii="Calibri" w:hAnsi="Calibri"/>
                 <w:sz w:val="20"/>
               </w:rPr>
-              <w:t xml:space="default">0.038</w:t>
+              <w:t xml:space="default">0.134</w:t>
             </w:r>
           </w:p>
         </w:tc>
@@ -824,7 +824,7 @@
                 <w:rFonts w:ascii="Calibri" w:hAnsi="Calibri"/>
                 <w:sz w:val="20"/>
               </w:rPr>
-              <w:t xml:space="default">0.74 (0.16–3.31)</w:t>
+              <w:t xml:space="default">1.05 (0.21–5.32)</w:t>
             </w:r>
           </w:p>
         </w:tc>
@@ -848,7 +848,7 @@
                 <w:rFonts w:ascii="Calibri" w:hAnsi="Calibri"/>
                 <w:sz w:val="20"/>
               </w:rPr>
-              <w:t xml:space="default">0.691</w:t>
+              <w:t xml:space="default">0.950</w:t>
             </w:r>
           </w:p>
         </w:tc>
@@ -1064,7 +1064,7 @@
                 <w:rFonts w:ascii="Calibri" w:hAnsi="Calibri"/>
                 <w:sz w:val="20"/>
               </w:rPr>
-              <w:t xml:space="default">1.41 (0.70–2.82)</w:t>
+              <w:t xml:space="default">1.60 (0.78–3.28)</w:t>
             </w:r>
           </w:p>
         </w:tc>
@@ -1088,7 +1088,7 @@
                 <w:rFonts w:ascii="Calibri" w:hAnsi="Calibri"/>
                 <w:sz w:val="20"/>
               </w:rPr>
-              <w:t xml:space="default">0.337</w:t>
+              <w:t xml:space="default">0.202</w:t>
             </w:r>
           </w:p>
         </w:tc>
@@ -1141,7 +1141,7 @@
                 <w:rFonts w:ascii="Calibri" w:hAnsi="Calibri"/>
                 <w:sz w:val="20"/>
               </w:rPr>
-              <w:t xml:space="default">1.14 (0.59–2.23)</w:t>
+              <w:t xml:space="default">1.19 (0.59–2.40)</w:t>
             </w:r>
           </w:p>
         </w:tc>
@@ -1165,7 +1165,7 @@
                 <w:rFonts w:ascii="Calibri" w:hAnsi="Calibri"/>
                 <w:sz w:val="20"/>
               </w:rPr>
-              <w:t xml:space="default">0.696</w:t>
+              <w:t xml:space="default">0.624</w:t>
             </w:r>
           </w:p>
         </w:tc>
@@ -1218,7 +1218,7 @@
                 <w:rFonts w:ascii="Calibri" w:hAnsi="Calibri"/>
                 <w:sz w:val="20"/>
               </w:rPr>
-              <w:t xml:space="default">1.65 (0.65–4.21)</w:t>
+              <w:t xml:space="default">2.02 (0.73–5.56)</w:t>
             </w:r>
           </w:p>
         </w:tc>
@@ -1242,7 +1242,7 @@
                 <w:rFonts w:ascii="Calibri" w:hAnsi="Calibri"/>
                 <w:sz w:val="20"/>
               </w:rPr>
-              <w:t xml:space="default">0.295</w:t>
+              <w:t xml:space="default">0.175</w:t>
             </w:r>
           </w:p>
         </w:tc>
@@ -1375,7 +1375,7 @@
                 <w:rFonts w:ascii="Calibri" w:hAnsi="Calibri"/>
                 <w:sz w:val="20"/>
               </w:rPr>
-              <w:t xml:space="default">1.38 (0.68–2.80)</w:t>
+              <w:t xml:space="default">1.14 (0.55–2.40)</w:t>
             </w:r>
           </w:p>
         </w:tc>
@@ -1399,7 +1399,7 @@
                 <w:rFonts w:ascii="Calibri" w:hAnsi="Calibri"/>
                 <w:sz w:val="20"/>
               </w:rPr>
-              <w:t xml:space="default">0.374</w:t>
+              <w:t xml:space="default">0.722</w:t>
             </w:r>
           </w:p>
         </w:tc>
@@ -1452,7 +1452,7 @@
                 <w:rFonts w:ascii="Calibri" w:hAnsi="Calibri"/>
                 <w:sz w:val="20"/>
               </w:rPr>
-              <w:t xml:space="default">0.66 (0.31–1.42)</w:t>
+              <w:t xml:space="default">0.50 (0.22–1.13)</w:t>
             </w:r>
           </w:p>
         </w:tc>
@@ -1476,7 +1476,7 @@
                 <w:rFonts w:ascii="Calibri" w:hAnsi="Calibri"/>
                 <w:sz w:val="20"/>
               </w:rPr>
-              <w:t xml:space="default">0.293</w:t>
+              <w:t xml:space="default">0.096</w:t>
             </w:r>
           </w:p>
         </w:tc>
@@ -1529,7 +1529,7 @@
                 <w:rFonts w:ascii="Calibri" w:hAnsi="Calibri"/>
                 <w:sz w:val="20"/>
               </w:rPr>
-              <w:t xml:space="default">1.03 (0.49–2.15)</w:t>
+              <w:t xml:space="default">0.84 (0.39–1.80)</w:t>
             </w:r>
           </w:p>
         </w:tc>
@@ -1553,7 +1553,7 @@
                 <w:rFonts w:ascii="Calibri" w:hAnsi="Calibri"/>
                 <w:sz w:val="20"/>
               </w:rPr>
-              <w:t xml:space="default">0.941</w:t>
+              <w:t xml:space="default">0.653</w:t>
             </w:r>
           </w:p>
         </w:tc>
@@ -1769,7 +1769,7 @@
                 <w:rFonts w:ascii="Calibri" w:hAnsi="Calibri"/>
                 <w:sz w:val="20"/>
               </w:rPr>
-              <w:t xml:space="default">1.22 (0.38–3.88)</w:t>
+              <w:t xml:space="default">0.97 (0.27–3.40)</w:t>
             </w:r>
           </w:p>
         </w:tc>
@@ -1793,7 +1793,7 @@
                 <w:rFonts w:ascii="Calibri" w:hAnsi="Calibri"/>
                 <w:sz w:val="20"/>
               </w:rPr>
-              <w:t xml:space="default">0.742</w:t>
+              <w:t xml:space="default">0.957</w:t>
             </w:r>
           </w:p>
         </w:tc>
@@ -1846,7 +1846,7 @@
                 <w:rFonts w:ascii="Calibri" w:hAnsi="Calibri"/>
                 <w:sz w:val="20"/>
               </w:rPr>
-              <w:t xml:space="default">1.24 (0.63–2.44)</w:t>
+              <w:t xml:space="default">1.37 (0.68–2.79)</w:t>
             </w:r>
           </w:p>
         </w:tc>
@@ -1870,7 +1870,7 @@
                 <w:rFonts w:ascii="Calibri" w:hAnsi="Calibri"/>
                 <w:sz w:val="20"/>
               </w:rPr>
-              <w:t xml:space="default">0.537</w:t>
+              <w:t xml:space="default">0.381</w:t>
             </w:r>
           </w:p>
         </w:tc>
@@ -2006,7 +2006,7 @@
                 <w:rFonts w:ascii="Calibri" w:hAnsi="Calibri"/>
                 <w:sz w:val="20"/>
               </w:rPr>
-              <w:t xml:space="default">1.08 (0.47–2.50)</w:t>
+              <w:t xml:space="default">1.25 (0.50–3.11)</w:t>
             </w:r>
           </w:p>
         </w:tc>
@@ -2030,7 +2030,7 @@
                 <w:rFonts w:ascii="Calibri" w:hAnsi="Calibri"/>
                 <w:sz w:val="20"/>
               </w:rPr>
-              <w:t xml:space="default">0.860</w:t>
+              <w:t xml:space="default">0.629</w:t>
             </w:r>
           </w:p>
         </w:tc>
@@ -2083,7 +2083,7 @@
                 <w:rFonts w:ascii="Calibri" w:hAnsi="Calibri"/>
                 <w:sz w:val="20"/>
               </w:rPr>
-              <w:t xml:space="default">0.85 (0.39–1.87)</w:t>
+              <w:t xml:space="default">1.01 (0.44–2.29)</w:t>
             </w:r>
           </w:p>
         </w:tc>
@@ -2107,7 +2107,7 @@
                 <w:rFonts w:ascii="Calibri" w:hAnsi="Calibri"/>
                 <w:sz w:val="20"/>
               </w:rPr>
-              <w:t xml:space="default">0.692</w:t>
+              <w:t xml:space="default">0.986</w:t>
             </w:r>
           </w:p>
         </w:tc>
@@ -2240,7 +2240,7 @@
                 <w:rFonts w:ascii="Calibri" w:hAnsi="Calibri"/>
                 <w:sz w:val="20"/>
               </w:rPr>
-              <w:t xml:space="default">1.05 (0.52–2.12)</w:t>
+              <w:t xml:space="default">1.04 (0.50–2.13)</w:t>
             </w:r>
           </w:p>
         </w:tc>
@@ -2264,7 +2264,7 @@
                 <w:rFonts w:ascii="Calibri" w:hAnsi="Calibri"/>
                 <w:sz w:val="20"/>
               </w:rPr>
-              <w:t xml:space="default">0.900</w:t>
+              <w:t xml:space="default">0.922</w:t>
             </w:r>
           </w:p>
         </w:tc>
@@ -2317,7 +2317,7 @@
                 <w:rFonts w:ascii="Calibri" w:hAnsi="Calibri"/>
                 <w:sz w:val="20"/>
               </w:rPr>
-              <w:t xml:space="default">1.65 (0.93–2.93)</w:t>
+              <w:t xml:space="default">1.56 (0.85–2.87)</w:t>
             </w:r>
           </w:p>
         </w:tc>
@@ -2341,7 +2341,7 @@
                 <w:rFonts w:ascii="Calibri" w:hAnsi="Calibri"/>
                 <w:sz w:val="20"/>
               </w:rPr>
-              <w:t xml:space="default">0.090</w:t>
+              <w:t xml:space="default">0.150</w:t>
             </w:r>
           </w:p>
         </w:tc>
@@ -2477,7 +2477,7 @@
                 <w:rFonts w:ascii="Calibri" w:hAnsi="Calibri"/>
                 <w:sz w:val="20"/>
               </w:rPr>
-              <w:t xml:space="default">2.34 (1.02–5.36)</w:t>
+              <w:t xml:space="default">2.32 (0.98–5.47)</w:t>
             </w:r>
           </w:p>
         </w:tc>
@@ -2501,7 +2501,7 @@
                 <w:rFonts w:ascii="Calibri" w:hAnsi="Calibri"/>
                 <w:sz w:val="20"/>
               </w:rPr>
-              <w:t xml:space="default">0.047</w:t>
+              <w:t xml:space="default">0.057</w:t>
             </w:r>
           </w:p>
         </w:tc>
@@ -2634,7 +2634,7 @@
                 <w:rFonts w:ascii="Calibri" w:hAnsi="Calibri"/>
                 <w:sz w:val="20"/>
               </w:rPr>
-              <w:t xml:space="default">0.07 (0.01–0.39)</w:t>
+              <w:t xml:space="default">0.06 (0.01–0.35)</w:t>
             </w:r>
           </w:p>
         </w:tc>
@@ -2658,7 +2658,7 @@
                 <w:rFonts w:ascii="Calibri" w:hAnsi="Calibri"/>
                 <w:sz w:val="20"/>
               </w:rPr>
-              <w:t xml:space="default">0.003</w:t>
+              <w:t xml:space="default">0.002</w:t>
             </w:r>
           </w:p>
         </w:tc>
@@ -2957,7 +2957,7 @@
                 <w:rFonts w:ascii="Calibri" w:hAnsi="Calibri"/>
                 <w:sz w:val="20"/>
               </w:rPr>
-              <w:t xml:space="default">1.34 (0.53–3.36)</w:t>
+              <w:t xml:space="default">1.51 (0.59–3.89)</w:t>
             </w:r>
           </w:p>
         </w:tc>
@@ -2981,7 +2981,7 @@
                 <w:rFonts w:ascii="Calibri" w:hAnsi="Calibri"/>
                 <w:sz w:val="20"/>
               </w:rPr>
-              <w:t xml:space="default">0.538</w:t>
+              <w:t xml:space="default">0.393</w:t>
             </w:r>
           </w:p>
         </w:tc>
@@ -3004,7 +3004,7 @@
                 <w:rFonts w:ascii="Calibri" w:hAnsi="Calibri"/>
                 <w:sz w:val="20"/>
               </w:rPr>
-              <w:t xml:space="preserve">Survey-weighted multivariable logistic regression (svyglm, quasibinomial). HCUP NASS 2016–2023. Reference: Male, Age 18–34, White, 76th–100th income quartile, Private insurance, South, Urban, Nonteaching. OR = odds ratio; CI = 95% confidence interval. Significant predictors (p&lt;0.05): 55-65, West, Rural.</w:t>
+              <w:t xml:space="preserve">Survey-weighted multivariable logistic regression (svyglm, quasibinomial). HCUP NASS 2016–2023. Reference: Male, Age 18–34, White, 76th–100th income quartile, Private insurance, South, Urban, Nonteaching. OR = odds ratio; CI = 95% confidence interval. Significant predictors (p&lt;0.05): Rural.</w:t>
             </w:r>
           </w:p>
         </w:tc>

--- a/Word Tables/Table2_Logistic_Regression.docx
+++ b/Word Tables/Table2_Logistic_Regression.docx
@@ -130,7 +130,7 @@
             <w:pPr>
               <w:spacing w:before="0" w:after="60"/>
               <w:keepNext/>
-              <w:jc w:val="end"/>
+              <w:jc w:val="start"/>
             </w:pPr>
             <w:r>
               <w:rPr>
@@ -209,7 +209,7 @@
             <w:pPr>
               <w:spacing w:before="0" w:after="60"/>
               <w:keepNext/>
-              <w:jc w:val="end"/>
+              <w:jc w:val="start"/>
             </w:pPr>
             <w:r>
               <w:rPr>
@@ -291,7 +291,7 @@
             <w:pPr>
               <w:spacing w:before="0" w:after="60"/>
               <w:keepNext/>
-              <w:jc w:val="end"/>
+              <w:jc w:val="start"/>
             </w:pPr>
             <w:r>
               <w:rPr>
@@ -353,31 +353,31 @@
                 <w:rFonts w:ascii="Calibri" w:hAnsi="Calibri"/>
                 <w:sz w:val="20"/>
               </w:rPr>
-              <w:t xml:space="default">1.30 (0.78–2.17)</w:t>
-            </w:r>
-          </w:p>
-        </w:tc>
-        <w:tc>
-          <w:tcPr>
-            <w:tcBorders>
-              <w:top w:val="single" w:space="0" w:color="D3D3D3"/>
-              <w:bottom w:val="single" w:space="0" w:color="D3D3D3"/>
-              <w:start w:val="single" w:space="0" w:color="D3D3D3"/>
-              <w:end w:val="single" w:space="0" w:color="D3D3D3"/>
-            </w:tcBorders>
-          </w:tcPr>
-          <w:p>
-            <w:pPr>
-              <w:spacing w:before="0" w:after="60"/>
-              <w:keepNext/>
-              <w:jc w:val="end"/>
-            </w:pPr>
-            <w:r>
-              <w:rPr>
-                <w:rFonts w:ascii="Calibri" w:hAnsi="Calibri"/>
-                <w:sz w:val="20"/>
-              </w:rPr>
-              <w:t xml:space="default">0.319</w:t>
+              <w:t xml:space="default">1.05 (0.59–1.88)</w:t>
+            </w:r>
+          </w:p>
+        </w:tc>
+        <w:tc>
+          <w:tcPr>
+            <w:tcBorders>
+              <w:top w:val="single" w:space="0" w:color="D3D3D3"/>
+              <w:bottom w:val="single" w:space="0" w:color="D3D3D3"/>
+              <w:start w:val="single" w:space="0" w:color="D3D3D3"/>
+              <w:end w:val="single" w:space="0" w:color="D3D3D3"/>
+            </w:tcBorders>
+          </w:tcPr>
+          <w:p>
+            <w:pPr>
+              <w:spacing w:before="0" w:after="60"/>
+              <w:keepNext/>
+              <w:jc w:val="start"/>
+            </w:pPr>
+            <w:r>
+              <w:rPr>
+                <w:rFonts w:ascii="Calibri" w:hAnsi="Calibri"/>
+                <w:sz w:val="20"/>
+              </w:rPr>
+              <w:t xml:space="default">0.871</w:t>
             </w:r>
           </w:p>
         </w:tc>
@@ -449,7 +449,7 @@
             <w:pPr>
               <w:spacing w:before="0" w:after="60"/>
               <w:keepNext/>
-              <w:jc w:val="end"/>
+              <w:jc w:val="start"/>
             </w:pPr>
             <w:r>
               <w:rPr>
@@ -531,7 +531,7 @@
             <w:pPr>
               <w:spacing w:before="0" w:after="60"/>
               <w:keepNext/>
-              <w:jc w:val="end"/>
+              <w:jc w:val="start"/>
             </w:pPr>
             <w:r>
               <w:rPr>
@@ -593,31 +593,31 @@
                 <w:rFonts w:ascii="Calibri" w:hAnsi="Calibri"/>
                 <w:sz w:val="20"/>
               </w:rPr>
-              <w:t xml:space="default">1.53 (0.72–3.25)</w:t>
-            </w:r>
-          </w:p>
-        </w:tc>
-        <w:tc>
-          <w:tcPr>
-            <w:tcBorders>
-              <w:top w:val="single" w:space="0" w:color="D3D3D3"/>
-              <w:bottom w:val="single" w:space="0" w:color="D3D3D3"/>
-              <w:start w:val="single" w:space="0" w:color="D3D3D3"/>
-              <w:end w:val="single" w:space="0" w:color="D3D3D3"/>
-            </w:tcBorders>
-          </w:tcPr>
-          <w:p>
-            <w:pPr>
-              <w:spacing w:before="0" w:after="60"/>
-              <w:keepNext/>
-              <w:jc w:val="end"/>
-            </w:pPr>
-            <w:r>
-              <w:rPr>
-                <w:rFonts w:ascii="Calibri" w:hAnsi="Calibri"/>
-                <w:sz w:val="20"/>
-              </w:rPr>
-              <w:t xml:space="default">0.267</w:t>
+              <w:t xml:space="default">1.68 (0.77–3.70)</w:t>
+            </w:r>
+          </w:p>
+        </w:tc>
+        <w:tc>
+          <w:tcPr>
+            <w:tcBorders>
+              <w:top w:val="single" w:space="0" w:color="D3D3D3"/>
+              <w:bottom w:val="single" w:space="0" w:color="D3D3D3"/>
+              <w:start w:val="single" w:space="0" w:color="D3D3D3"/>
+              <w:end w:val="single" w:space="0" w:color="D3D3D3"/>
+            </w:tcBorders>
+          </w:tcPr>
+          <w:p>
+            <w:pPr>
+              <w:spacing w:before="0" w:after="60"/>
+              <w:keepNext/>
+              <w:jc w:val="start"/>
+            </w:pPr>
+            <w:r>
+              <w:rPr>
+                <w:rFonts w:ascii="Calibri" w:hAnsi="Calibri"/>
+                <w:sz w:val="20"/>
+              </w:rPr>
+              <w:t xml:space="default">0.197</w:t>
             </w:r>
           </w:p>
         </w:tc>
@@ -670,31 +670,31 @@
                 <w:rFonts w:ascii="Calibri" w:hAnsi="Calibri"/>
                 <w:sz w:val="20"/>
               </w:rPr>
-              <w:t xml:space="default">1.48 (0.73–3.04)</w:t>
-            </w:r>
-          </w:p>
-        </w:tc>
-        <w:tc>
-          <w:tcPr>
-            <w:tcBorders>
-              <w:top w:val="single" w:space="0" w:color="D3D3D3"/>
-              <w:bottom w:val="single" w:space="0" w:color="D3D3D3"/>
-              <w:start w:val="single" w:space="0" w:color="D3D3D3"/>
-              <w:end w:val="single" w:space="0" w:color="D3D3D3"/>
-            </w:tcBorders>
-          </w:tcPr>
-          <w:p>
-            <w:pPr>
-              <w:spacing w:before="0" w:after="60"/>
-              <w:keepNext/>
-              <w:jc w:val="end"/>
-            </w:pPr>
-            <w:r>
-              <w:rPr>
-                <w:rFonts w:ascii="Calibri" w:hAnsi="Calibri"/>
-                <w:sz w:val="20"/>
-              </w:rPr>
-              <w:t xml:space="default">0.281</w:t>
+              <w:t xml:space="default">1.76 (0.78–4.01)</w:t>
+            </w:r>
+          </w:p>
+        </w:tc>
+        <w:tc>
+          <w:tcPr>
+            <w:tcBorders>
+              <w:top w:val="single" w:space="0" w:color="D3D3D3"/>
+              <w:bottom w:val="single" w:space="0" w:color="D3D3D3"/>
+              <w:start w:val="single" w:space="0" w:color="D3D3D3"/>
+              <w:end w:val="single" w:space="0" w:color="D3D3D3"/>
+            </w:tcBorders>
+          </w:tcPr>
+          <w:p>
+            <w:pPr>
+              <w:spacing w:before="0" w:after="60"/>
+              <w:keepNext/>
+              <w:jc w:val="start"/>
+            </w:pPr>
+            <w:r>
+              <w:rPr>
+                <w:rFonts w:ascii="Calibri" w:hAnsi="Calibri"/>
+                <w:sz w:val="20"/>
+              </w:rPr>
+              <w:t xml:space="default">0.178</w:t>
             </w:r>
           </w:p>
         </w:tc>
@@ -747,31 +747,31 @@
                 <w:rFonts w:ascii="Calibri" w:hAnsi="Calibri"/>
                 <w:sz w:val="20"/>
               </w:rPr>
-              <w:t xml:space="default">0.55 (0.25–1.20)</w:t>
-            </w:r>
-          </w:p>
-        </w:tc>
-        <w:tc>
-          <w:tcPr>
-            <w:tcBorders>
-              <w:top w:val="single" w:space="0" w:color="D3D3D3"/>
-              <w:bottom w:val="single" w:space="0" w:color="D3D3D3"/>
-              <w:start w:val="single" w:space="0" w:color="D3D3D3"/>
-              <w:end w:val="single" w:space="0" w:color="D3D3D3"/>
-            </w:tcBorders>
-          </w:tcPr>
-          <w:p>
-            <w:pPr>
-              <w:spacing w:before="0" w:after="60"/>
-              <w:keepNext/>
-              <w:jc w:val="end"/>
-            </w:pPr>
-            <w:r>
-              <w:rPr>
-                <w:rFonts w:ascii="Calibri" w:hAnsi="Calibri"/>
-                <w:sz w:val="20"/>
-              </w:rPr>
-              <w:t xml:space="default">0.134</w:t>
+              <w:t xml:space="default">0.53 (0.22–1.29)</w:t>
+            </w:r>
+          </w:p>
+        </w:tc>
+        <w:tc>
+          <w:tcPr>
+            <w:tcBorders>
+              <w:top w:val="single" w:space="0" w:color="D3D3D3"/>
+              <w:bottom w:val="single" w:space="0" w:color="D3D3D3"/>
+              <w:start w:val="single" w:space="0" w:color="D3D3D3"/>
+              <w:end w:val="single" w:space="0" w:color="D3D3D3"/>
+            </w:tcBorders>
+          </w:tcPr>
+          <w:p>
+            <w:pPr>
+              <w:spacing w:before="0" w:after="60"/>
+              <w:keepNext/>
+              <w:jc w:val="start"/>
+            </w:pPr>
+            <w:r>
+              <w:rPr>
+                <w:rFonts w:ascii="Calibri" w:hAnsi="Calibri"/>
+                <w:sz w:val="20"/>
+              </w:rPr>
+              <w:t xml:space="default">0.164</w:t>
             </w:r>
           </w:p>
         </w:tc>
@@ -824,31 +824,31 @@
                 <w:rFonts w:ascii="Calibri" w:hAnsi="Calibri"/>
                 <w:sz w:val="20"/>
               </w:rPr>
-              <w:t xml:space="default">1.05 (0.21–5.32)</w:t>
-            </w:r>
-          </w:p>
-        </w:tc>
-        <w:tc>
-          <w:tcPr>
-            <w:tcBorders>
-              <w:top w:val="single" w:space="0" w:color="D3D3D3"/>
-              <w:bottom w:val="single" w:space="0" w:color="D3D3D3"/>
-              <w:start w:val="single" w:space="0" w:color="D3D3D3"/>
-              <w:end w:val="single" w:space="0" w:color="D3D3D3"/>
-            </w:tcBorders>
-          </w:tcPr>
-          <w:p>
-            <w:pPr>
-              <w:spacing w:before="0" w:after="60"/>
-              <w:keepNext/>
-              <w:jc w:val="end"/>
-            </w:pPr>
-            <w:r>
-              <w:rPr>
-                <w:rFonts w:ascii="Calibri" w:hAnsi="Calibri"/>
-                <w:sz w:val="20"/>
-              </w:rPr>
-              <w:t xml:space="default">0.950</w:t>
+              <w:t xml:space="default">0.65 (0.12–3.48)</w:t>
+            </w:r>
+          </w:p>
+        </w:tc>
+        <w:tc>
+          <w:tcPr>
+            <w:tcBorders>
+              <w:top w:val="single" w:space="0" w:color="D3D3D3"/>
+              <w:bottom w:val="single" w:space="0" w:color="D3D3D3"/>
+              <w:start w:val="single" w:space="0" w:color="D3D3D3"/>
+              <w:end w:val="single" w:space="0" w:color="D3D3D3"/>
+            </w:tcBorders>
+          </w:tcPr>
+          <w:p>
+            <w:pPr>
+              <w:spacing w:before="0" w:after="60"/>
+              <w:keepNext/>
+              <w:jc w:val="start"/>
+            </w:pPr>
+            <w:r>
+              <w:rPr>
+                <w:rFonts w:ascii="Calibri" w:hAnsi="Calibri"/>
+                <w:sz w:val="20"/>
+              </w:rPr>
+              <w:t xml:space="default">0.612</w:t>
             </w:r>
           </w:p>
         </w:tc>
@@ -920,7 +920,7 @@
             <w:pPr>
               <w:spacing w:before="0" w:after="60"/>
               <w:keepNext/>
-              <w:jc w:val="end"/>
+              <w:jc w:val="start"/>
             </w:pPr>
             <w:r>
               <w:rPr>
@@ -1002,7 +1002,7 @@
             <w:pPr>
               <w:spacing w:before="0" w:after="60"/>
               <w:keepNext/>
-              <w:jc w:val="end"/>
+              <w:jc w:val="start"/>
             </w:pPr>
             <w:r>
               <w:rPr>
@@ -1064,31 +1064,31 @@
                 <w:rFonts w:ascii="Calibri" w:hAnsi="Calibri"/>
                 <w:sz w:val="20"/>
               </w:rPr>
-              <w:t xml:space="default">1.60 (0.78–3.28)</w:t>
-            </w:r>
-          </w:p>
-        </w:tc>
-        <w:tc>
-          <w:tcPr>
-            <w:tcBorders>
-              <w:top w:val="single" w:space="0" w:color="D3D3D3"/>
-              <w:bottom w:val="single" w:space="0" w:color="D3D3D3"/>
-              <w:start w:val="single" w:space="0" w:color="D3D3D3"/>
-              <w:end w:val="single" w:space="0" w:color="D3D3D3"/>
-            </w:tcBorders>
-          </w:tcPr>
-          <w:p>
-            <w:pPr>
-              <w:spacing w:before="0" w:after="60"/>
-              <w:keepNext/>
-              <w:jc w:val="end"/>
-            </w:pPr>
-            <w:r>
-              <w:rPr>
-                <w:rFonts w:ascii="Calibri" w:hAnsi="Calibri"/>
-                <w:sz w:val="20"/>
-              </w:rPr>
-              <w:t xml:space="default">0.202</w:t>
+              <w:t xml:space="default">1.50 (0.70–3.22)</w:t>
+            </w:r>
+          </w:p>
+        </w:tc>
+        <w:tc>
+          <w:tcPr>
+            <w:tcBorders>
+              <w:top w:val="single" w:space="0" w:color="D3D3D3"/>
+              <w:bottom w:val="single" w:space="0" w:color="D3D3D3"/>
+              <w:start w:val="single" w:space="0" w:color="D3D3D3"/>
+              <w:end w:val="single" w:space="0" w:color="D3D3D3"/>
+            </w:tcBorders>
+          </w:tcPr>
+          <w:p>
+            <w:pPr>
+              <w:spacing w:before="0" w:after="60"/>
+              <w:keepNext/>
+              <w:jc w:val="start"/>
+            </w:pPr>
+            <w:r>
+              <w:rPr>
+                <w:rFonts w:ascii="Calibri" w:hAnsi="Calibri"/>
+                <w:sz w:val="20"/>
+              </w:rPr>
+              <w:t xml:space="default">0.295</w:t>
             </w:r>
           </w:p>
         </w:tc>
@@ -1141,31 +1141,31 @@
                 <w:rFonts w:ascii="Calibri" w:hAnsi="Calibri"/>
                 <w:sz w:val="20"/>
               </w:rPr>
-              <w:t xml:space="default">1.19 (0.59–2.40)</w:t>
-            </w:r>
-          </w:p>
-        </w:tc>
-        <w:tc>
-          <w:tcPr>
-            <w:tcBorders>
-              <w:top w:val="single" w:space="0" w:color="D3D3D3"/>
-              <w:bottom w:val="single" w:space="0" w:color="D3D3D3"/>
-              <w:start w:val="single" w:space="0" w:color="D3D3D3"/>
-              <w:end w:val="single" w:space="0" w:color="D3D3D3"/>
-            </w:tcBorders>
-          </w:tcPr>
-          <w:p>
-            <w:pPr>
-              <w:spacing w:before="0" w:after="60"/>
-              <w:keepNext/>
-              <w:jc w:val="end"/>
-            </w:pPr>
-            <w:r>
-              <w:rPr>
-                <w:rFonts w:ascii="Calibri" w:hAnsi="Calibri"/>
-                <w:sz w:val="20"/>
-              </w:rPr>
-              <w:t xml:space="default">0.624</w:t>
+              <w:t xml:space="default">1.33 (0.61–2.89)</w:t>
+            </w:r>
+          </w:p>
+        </w:tc>
+        <w:tc>
+          <w:tcPr>
+            <w:tcBorders>
+              <w:top w:val="single" w:space="0" w:color="D3D3D3"/>
+              <w:bottom w:val="single" w:space="0" w:color="D3D3D3"/>
+              <w:start w:val="single" w:space="0" w:color="D3D3D3"/>
+              <w:end w:val="single" w:space="0" w:color="D3D3D3"/>
+            </w:tcBorders>
+          </w:tcPr>
+          <w:p>
+            <w:pPr>
+              <w:spacing w:before="0" w:after="60"/>
+              <w:keepNext/>
+              <w:jc w:val="start"/>
+            </w:pPr>
+            <w:r>
+              <w:rPr>
+                <w:rFonts w:ascii="Calibri" w:hAnsi="Calibri"/>
+                <w:sz w:val="20"/>
+              </w:rPr>
+              <w:t xml:space="default">0.477</w:t>
             </w:r>
           </w:p>
         </w:tc>
@@ -1218,31 +1218,31 @@
                 <w:rFonts w:ascii="Calibri" w:hAnsi="Calibri"/>
                 <w:sz w:val="20"/>
               </w:rPr>
-              <w:t xml:space="default">2.02 (0.73–5.56)</w:t>
-            </w:r>
-          </w:p>
-        </w:tc>
-        <w:tc>
-          <w:tcPr>
-            <w:tcBorders>
-              <w:top w:val="single" w:space="0" w:color="D3D3D3"/>
-              <w:bottom w:val="single" w:space="0" w:color="D3D3D3"/>
-              <w:start w:val="single" w:space="0" w:color="D3D3D3"/>
-              <w:end w:val="single" w:space="0" w:color="D3D3D3"/>
-            </w:tcBorders>
-          </w:tcPr>
-          <w:p>
-            <w:pPr>
-              <w:spacing w:before="0" w:after="60"/>
-              <w:keepNext/>
-              <w:jc w:val="end"/>
-            </w:pPr>
-            <w:r>
-              <w:rPr>
-                <w:rFonts w:ascii="Calibri" w:hAnsi="Calibri"/>
-                <w:sz w:val="20"/>
-              </w:rPr>
-              <w:t xml:space="default">0.175</w:t>
+              <w:t xml:space="default">3.08 (0.97–9.72)</w:t>
+            </w:r>
+          </w:p>
+        </w:tc>
+        <w:tc>
+          <w:tcPr>
+            <w:tcBorders>
+              <w:top w:val="single" w:space="0" w:color="D3D3D3"/>
+              <w:bottom w:val="single" w:space="0" w:color="D3D3D3"/>
+              <w:start w:val="single" w:space="0" w:color="D3D3D3"/>
+              <w:end w:val="single" w:space="0" w:color="D3D3D3"/>
+            </w:tcBorders>
+          </w:tcPr>
+          <w:p>
+            <w:pPr>
+              <w:spacing w:before="0" w:after="60"/>
+              <w:keepNext/>
+              <w:jc w:val="start"/>
+            </w:pPr>
+            <w:r>
+              <w:rPr>
+                <w:rFonts w:ascii="Calibri" w:hAnsi="Calibri"/>
+                <w:sz w:val="20"/>
+              </w:rPr>
+              <w:t xml:space="default">0.057</w:t>
             </w:r>
           </w:p>
         </w:tc>
@@ -1314,7 +1314,7 @@
             <w:pPr>
               <w:spacing w:before="0" w:after="60"/>
               <w:keepNext/>
-              <w:jc w:val="end"/>
+              <w:jc w:val="start"/>
             </w:pPr>
             <w:r>
               <w:rPr>
@@ -1375,31 +1375,31 @@
                 <w:rFonts w:ascii="Calibri" w:hAnsi="Calibri"/>
                 <w:sz w:val="20"/>
               </w:rPr>
-              <w:t xml:space="default">1.14 (0.55–2.40)</w:t>
-            </w:r>
-          </w:p>
-        </w:tc>
-        <w:tc>
-          <w:tcPr>
-            <w:tcBorders>
-              <w:top w:val="single" w:space="0" w:color="D3D3D3"/>
-              <w:bottom w:val="single" w:space="0" w:color="D3D3D3"/>
-              <w:start w:val="single" w:space="0" w:color="D3D3D3"/>
-              <w:end w:val="single" w:space="0" w:color="D3D3D3"/>
-            </w:tcBorders>
-          </w:tcPr>
-          <w:p>
-            <w:pPr>
-              <w:spacing w:before="0" w:after="60"/>
-              <w:keepNext/>
-              <w:jc w:val="end"/>
-            </w:pPr>
-            <w:r>
-              <w:rPr>
-                <w:rFonts w:ascii="Calibri" w:hAnsi="Calibri"/>
-                <w:sz w:val="20"/>
-              </w:rPr>
-              <w:t xml:space="default">0.722</w:t>
+              <w:t xml:space="default">1.33 (0.60–2.94)</w:t>
+            </w:r>
+          </w:p>
+        </w:tc>
+        <w:tc>
+          <w:tcPr>
+            <w:tcBorders>
+              <w:top w:val="single" w:space="0" w:color="D3D3D3"/>
+              <w:bottom w:val="single" w:space="0" w:color="D3D3D3"/>
+              <w:start w:val="single" w:space="0" w:color="D3D3D3"/>
+              <w:end w:val="single" w:space="0" w:color="D3D3D3"/>
+            </w:tcBorders>
+          </w:tcPr>
+          <w:p>
+            <w:pPr>
+              <w:spacing w:before="0" w:after="60"/>
+              <w:keepNext/>
+              <w:jc w:val="start"/>
+            </w:pPr>
+            <w:r>
+              <w:rPr>
+                <w:rFonts w:ascii="Calibri" w:hAnsi="Calibri"/>
+                <w:sz w:val="20"/>
+              </w:rPr>
+              <w:t xml:space="default">0.480</w:t>
             </w:r>
           </w:p>
         </w:tc>
@@ -1452,31 +1452,31 @@
                 <w:rFonts w:ascii="Calibri" w:hAnsi="Calibri"/>
                 <w:sz w:val="20"/>
               </w:rPr>
-              <w:t xml:space="default">0.50 (0.22–1.13)</w:t>
-            </w:r>
-          </w:p>
-        </w:tc>
-        <w:tc>
-          <w:tcPr>
-            <w:tcBorders>
-              <w:top w:val="single" w:space="0" w:color="D3D3D3"/>
-              <w:bottom w:val="single" w:space="0" w:color="D3D3D3"/>
-              <w:start w:val="single" w:space="0" w:color="D3D3D3"/>
-              <w:end w:val="single" w:space="0" w:color="D3D3D3"/>
-            </w:tcBorders>
-          </w:tcPr>
-          <w:p>
-            <w:pPr>
-              <w:spacing w:before="0" w:after="60"/>
-              <w:keepNext/>
-              <w:jc w:val="end"/>
-            </w:pPr>
-            <w:r>
-              <w:rPr>
-                <w:rFonts w:ascii="Calibri" w:hAnsi="Calibri"/>
-                <w:sz w:val="20"/>
-              </w:rPr>
-              <w:t xml:space="default">0.096</w:t>
+              <w:t xml:space="default">0.48 (0.20–1.17)</w:t>
+            </w:r>
+          </w:p>
+        </w:tc>
+        <w:tc>
+          <w:tcPr>
+            <w:tcBorders>
+              <w:top w:val="single" w:space="0" w:color="D3D3D3"/>
+              <w:bottom w:val="single" w:space="0" w:color="D3D3D3"/>
+              <w:start w:val="single" w:space="0" w:color="D3D3D3"/>
+              <w:end w:val="single" w:space="0" w:color="D3D3D3"/>
+            </w:tcBorders>
+          </w:tcPr>
+          <w:p>
+            <w:pPr>
+              <w:spacing w:before="0" w:after="60"/>
+              <w:keepNext/>
+              <w:jc w:val="start"/>
+            </w:pPr>
+            <w:r>
+              <w:rPr>
+                <w:rFonts w:ascii="Calibri" w:hAnsi="Calibri"/>
+                <w:sz w:val="20"/>
+              </w:rPr>
+              <w:t xml:space="default">0.108</w:t>
             </w:r>
           </w:p>
         </w:tc>
@@ -1529,31 +1529,31 @@
                 <w:rFonts w:ascii="Calibri" w:hAnsi="Calibri"/>
                 <w:sz w:val="20"/>
               </w:rPr>
-              <w:t xml:space="default">0.84 (0.39–1.80)</w:t>
-            </w:r>
-          </w:p>
-        </w:tc>
-        <w:tc>
-          <w:tcPr>
-            <w:tcBorders>
-              <w:top w:val="single" w:space="0" w:color="D3D3D3"/>
-              <w:bottom w:val="single" w:space="0" w:color="D3D3D3"/>
-              <w:start w:val="single" w:space="0" w:color="D3D3D3"/>
-              <w:end w:val="single" w:space="0" w:color="D3D3D3"/>
-            </w:tcBorders>
-          </w:tcPr>
-          <w:p>
-            <w:pPr>
-              <w:spacing w:before="0" w:after="60"/>
-              <w:keepNext/>
-              <w:jc w:val="end"/>
-            </w:pPr>
-            <w:r>
-              <w:rPr>
-                <w:rFonts w:ascii="Calibri" w:hAnsi="Calibri"/>
-                <w:sz w:val="20"/>
-              </w:rPr>
-              <w:t xml:space="default">0.653</w:t>
+              <w:t xml:space="default">1.01 (0.45–2.27)</w:t>
+            </w:r>
+          </w:p>
+        </w:tc>
+        <w:tc>
+          <w:tcPr>
+            <w:tcBorders>
+              <w:top w:val="single" w:space="0" w:color="D3D3D3"/>
+              <w:bottom w:val="single" w:space="0" w:color="D3D3D3"/>
+              <w:start w:val="single" w:space="0" w:color="D3D3D3"/>
+              <w:end w:val="single" w:space="0" w:color="D3D3D3"/>
+            </w:tcBorders>
+          </w:tcPr>
+          <w:p>
+            <w:pPr>
+              <w:spacing w:before="0" w:after="60"/>
+              <w:keepNext/>
+              <w:jc w:val="start"/>
+            </w:pPr>
+            <w:r>
+              <w:rPr>
+                <w:rFonts w:ascii="Calibri" w:hAnsi="Calibri"/>
+                <w:sz w:val="20"/>
+              </w:rPr>
+              <w:t xml:space="default">0.973</w:t>
             </w:r>
           </w:p>
         </w:tc>
@@ -1627,7 +1627,7 @@
             <w:pPr>
               <w:spacing w:before="0" w:after="60"/>
               <w:keepNext/>
-              <w:jc w:val="end"/>
+              <w:jc w:val="start"/>
             </w:pPr>
             <w:r>
               <w:rPr>
@@ -1708,7 +1708,7 @@
             <w:pPr>
               <w:spacing w:before="0" w:after="60"/>
               <w:keepNext/>
-              <w:jc w:val="end"/>
+              <w:jc w:val="start"/>
             </w:pPr>
             <w:r>
               <w:rPr>
@@ -1769,31 +1769,31 @@
                 <w:rFonts w:ascii="Calibri" w:hAnsi="Calibri"/>
                 <w:sz w:val="20"/>
               </w:rPr>
-              <w:t xml:space="default">0.97 (0.27–3.40)</w:t>
-            </w:r>
-          </w:p>
-        </w:tc>
-        <w:tc>
-          <w:tcPr>
-            <w:tcBorders>
-              <w:top w:val="single" w:space="0" w:color="D3D3D3"/>
-              <w:bottom w:val="single" w:space="0" w:color="D3D3D3"/>
-              <w:start w:val="single" w:space="0" w:color="D3D3D3"/>
-              <w:end w:val="single" w:space="0" w:color="D3D3D3"/>
-            </w:tcBorders>
-          </w:tcPr>
-          <w:p>
-            <w:pPr>
-              <w:spacing w:before="0" w:after="60"/>
-              <w:keepNext/>
-              <w:jc w:val="end"/>
-            </w:pPr>
-            <w:r>
-              <w:rPr>
-                <w:rFonts w:ascii="Calibri" w:hAnsi="Calibri"/>
-                <w:sz w:val="20"/>
-              </w:rPr>
-              <w:t xml:space="default">0.957</w:t>
+              <w:t xml:space="default">1.26 (0.27–5.86)</w:t>
+            </w:r>
+          </w:p>
+        </w:tc>
+        <w:tc>
+          <w:tcPr>
+            <w:tcBorders>
+              <w:top w:val="single" w:space="0" w:color="D3D3D3"/>
+              <w:bottom w:val="single" w:space="0" w:color="D3D3D3"/>
+              <w:start w:val="single" w:space="0" w:color="D3D3D3"/>
+              <w:end w:val="single" w:space="0" w:color="D3D3D3"/>
+            </w:tcBorders>
+          </w:tcPr>
+          <w:p>
+            <w:pPr>
+              <w:spacing w:before="0" w:after="60"/>
+              <w:keepNext/>
+              <w:jc w:val="start"/>
+            </w:pPr>
+            <w:r>
+              <w:rPr>
+                <w:rFonts w:ascii="Calibri" w:hAnsi="Calibri"/>
+                <w:sz w:val="20"/>
+              </w:rPr>
+              <w:t xml:space="default">0.772</w:t>
             </w:r>
           </w:p>
         </w:tc>
@@ -1846,31 +1846,31 @@
                 <w:rFonts w:ascii="Calibri" w:hAnsi="Calibri"/>
                 <w:sz w:val="20"/>
               </w:rPr>
-              <w:t xml:space="default">1.37 (0.68–2.79)</w:t>
-            </w:r>
-          </w:p>
-        </w:tc>
-        <w:tc>
-          <w:tcPr>
-            <w:tcBorders>
-              <w:top w:val="single" w:space="0" w:color="D3D3D3"/>
-              <w:bottom w:val="single" w:space="0" w:color="D3D3D3"/>
-              <w:start w:val="single" w:space="0" w:color="D3D3D3"/>
-              <w:end w:val="single" w:space="0" w:color="D3D3D3"/>
-            </w:tcBorders>
-          </w:tcPr>
-          <w:p>
-            <w:pPr>
-              <w:spacing w:before="0" w:after="60"/>
-              <w:keepNext/>
-              <w:jc w:val="end"/>
-            </w:pPr>
-            <w:r>
-              <w:rPr>
-                <w:rFonts w:ascii="Calibri" w:hAnsi="Calibri"/>
-                <w:sz w:val="20"/>
-              </w:rPr>
-              <w:t xml:space="default">0.381</w:t>
+              <w:t xml:space="default">0.98 (0.45–2.16)</w:t>
+            </w:r>
+          </w:p>
+        </w:tc>
+        <w:tc>
+          <w:tcPr>
+            <w:tcBorders>
+              <w:top w:val="single" w:space="0" w:color="D3D3D3"/>
+              <w:bottom w:val="single" w:space="0" w:color="D3D3D3"/>
+              <w:start w:val="single" w:space="0" w:color="D3D3D3"/>
+              <w:end w:val="single" w:space="0" w:color="D3D3D3"/>
+            </w:tcBorders>
+          </w:tcPr>
+          <w:p>
+            <w:pPr>
+              <w:spacing w:before="0" w:after="60"/>
+              <w:keepNext/>
+              <w:jc w:val="start"/>
+            </w:pPr>
+            <w:r>
+              <w:rPr>
+                <w:rFonts w:ascii="Calibri" w:hAnsi="Calibri"/>
+                <w:sz w:val="20"/>
+              </w:rPr>
+              <w:t xml:space="default">0.970</w:t>
             </w:r>
           </w:p>
         </w:tc>
@@ -1944,7 +1944,7 @@
             <w:pPr>
               <w:spacing w:before="0" w:after="60"/>
               <w:keepNext/>
-              <w:jc w:val="end"/>
+              <w:jc w:val="start"/>
             </w:pPr>
             <w:r>
               <w:rPr>
@@ -2006,31 +2006,31 @@
                 <w:rFonts w:ascii="Calibri" w:hAnsi="Calibri"/>
                 <w:sz w:val="20"/>
               </w:rPr>
-              <w:t xml:space="default">1.25 (0.50–3.11)</w:t>
-            </w:r>
-          </w:p>
-        </w:tc>
-        <w:tc>
-          <w:tcPr>
-            <w:tcBorders>
-              <w:top w:val="single" w:space="0" w:color="D3D3D3"/>
-              <w:bottom w:val="single" w:space="0" w:color="D3D3D3"/>
-              <w:start w:val="single" w:space="0" w:color="D3D3D3"/>
-              <w:end w:val="single" w:space="0" w:color="D3D3D3"/>
-            </w:tcBorders>
-          </w:tcPr>
-          <w:p>
-            <w:pPr>
-              <w:spacing w:before="0" w:after="60"/>
-              <w:keepNext/>
-              <w:jc w:val="end"/>
-            </w:pPr>
-            <w:r>
-              <w:rPr>
-                <w:rFonts w:ascii="Calibri" w:hAnsi="Calibri"/>
-                <w:sz w:val="20"/>
-              </w:rPr>
-              <w:t xml:space="default">0.629</w:t>
+              <w:t xml:space="default">0.55 (0.20–1.47)</w:t>
+            </w:r>
+          </w:p>
+        </w:tc>
+        <w:tc>
+          <w:tcPr>
+            <w:tcBorders>
+              <w:top w:val="single" w:space="0" w:color="D3D3D3"/>
+              <w:bottom w:val="single" w:space="0" w:color="D3D3D3"/>
+              <w:start w:val="single" w:space="0" w:color="D3D3D3"/>
+              <w:end w:val="single" w:space="0" w:color="D3D3D3"/>
+            </w:tcBorders>
+          </w:tcPr>
+          <w:p>
+            <w:pPr>
+              <w:spacing w:before="0" w:after="60"/>
+              <w:keepNext/>
+              <w:jc w:val="start"/>
+            </w:pPr>
+            <w:r>
+              <w:rPr>
+                <w:rFonts w:ascii="Calibri" w:hAnsi="Calibri"/>
+                <w:sz w:val="20"/>
+              </w:rPr>
+              <w:t xml:space="default">0.236</w:t>
             </w:r>
           </w:p>
         </w:tc>
@@ -2083,31 +2083,31 @@
                 <w:rFonts w:ascii="Calibri" w:hAnsi="Calibri"/>
                 <w:sz w:val="20"/>
               </w:rPr>
-              <w:t xml:space="default">1.01 (0.44–2.29)</w:t>
-            </w:r>
-          </w:p>
-        </w:tc>
-        <w:tc>
-          <w:tcPr>
-            <w:tcBorders>
-              <w:top w:val="single" w:space="0" w:color="D3D3D3"/>
-              <w:bottom w:val="single" w:space="0" w:color="D3D3D3"/>
-              <w:start w:val="single" w:space="0" w:color="D3D3D3"/>
-              <w:end w:val="single" w:space="0" w:color="D3D3D3"/>
-            </w:tcBorders>
-          </w:tcPr>
-          <w:p>
-            <w:pPr>
-              <w:spacing w:before="0" w:after="60"/>
-              <w:keepNext/>
-              <w:jc w:val="end"/>
-            </w:pPr>
-            <w:r>
-              <w:rPr>
-                <w:rFonts w:ascii="Calibri" w:hAnsi="Calibri"/>
-                <w:sz w:val="20"/>
-              </w:rPr>
-              <w:t xml:space="default">0.986</w:t>
+              <w:t xml:space="default">0.84 (0.33–2.14)</w:t>
+            </w:r>
+          </w:p>
+        </w:tc>
+        <w:tc>
+          <w:tcPr>
+            <w:tcBorders>
+              <w:top w:val="single" w:space="0" w:color="D3D3D3"/>
+              <w:bottom w:val="single" w:space="0" w:color="D3D3D3"/>
+              <w:start w:val="single" w:space="0" w:color="D3D3D3"/>
+              <w:end w:val="single" w:space="0" w:color="D3D3D3"/>
+            </w:tcBorders>
+          </w:tcPr>
+          <w:p>
+            <w:pPr>
+              <w:spacing w:before="0" w:after="60"/>
+              <w:keepNext/>
+              <w:jc w:val="start"/>
+            </w:pPr>
+            <w:r>
+              <w:rPr>
+                <w:rFonts w:ascii="Calibri" w:hAnsi="Calibri"/>
+                <w:sz w:val="20"/>
+              </w:rPr>
+              <w:t xml:space="default">0.708</w:t>
             </w:r>
           </w:p>
         </w:tc>
@@ -2179,7 +2179,7 @@
             <w:pPr>
               <w:spacing w:before="0" w:after="60"/>
               <w:keepNext/>
-              <w:jc w:val="end"/>
+              <w:jc w:val="start"/>
             </w:pPr>
             <w:r>
               <w:rPr>
@@ -2240,31 +2240,31 @@
                 <w:rFonts w:ascii="Calibri" w:hAnsi="Calibri"/>
                 <w:sz w:val="20"/>
               </w:rPr>
-              <w:t xml:space="default">1.04 (0.50–2.13)</w:t>
-            </w:r>
-          </w:p>
-        </w:tc>
-        <w:tc>
-          <w:tcPr>
-            <w:tcBorders>
-              <w:top w:val="single" w:space="0" w:color="D3D3D3"/>
-              <w:bottom w:val="single" w:space="0" w:color="D3D3D3"/>
-              <w:start w:val="single" w:space="0" w:color="D3D3D3"/>
-              <w:end w:val="single" w:space="0" w:color="D3D3D3"/>
-            </w:tcBorders>
-          </w:tcPr>
-          <w:p>
-            <w:pPr>
-              <w:spacing w:before="0" w:after="60"/>
-              <w:keepNext/>
-              <w:jc w:val="end"/>
-            </w:pPr>
-            <w:r>
-              <w:rPr>
-                <w:rFonts w:ascii="Calibri" w:hAnsi="Calibri"/>
-                <w:sz w:val="20"/>
-              </w:rPr>
-              <w:t xml:space="default">0.922</w:t>
+              <w:t xml:space="default">0.74 (0.33–1.66)</w:t>
+            </w:r>
+          </w:p>
+        </w:tc>
+        <w:tc>
+          <w:tcPr>
+            <w:tcBorders>
+              <w:top w:val="single" w:space="0" w:color="D3D3D3"/>
+              <w:bottom w:val="single" w:space="0" w:color="D3D3D3"/>
+              <w:start w:val="single" w:space="0" w:color="D3D3D3"/>
+              <w:end w:val="single" w:space="0" w:color="D3D3D3"/>
+            </w:tcBorders>
+          </w:tcPr>
+          <w:p>
+            <w:pPr>
+              <w:spacing w:before="0" w:after="60"/>
+              <w:keepNext/>
+              <w:jc w:val="start"/>
+            </w:pPr>
+            <w:r>
+              <w:rPr>
+                <w:rFonts w:ascii="Calibri" w:hAnsi="Calibri"/>
+                <w:sz w:val="20"/>
+              </w:rPr>
+              <w:t xml:space="default">0.467</w:t>
             </w:r>
           </w:p>
         </w:tc>
@@ -2317,31 +2317,31 @@
                 <w:rFonts w:ascii="Calibri" w:hAnsi="Calibri"/>
                 <w:sz w:val="20"/>
               </w:rPr>
-              <w:t xml:space="default">1.56 (0.85–2.87)</w:t>
-            </w:r>
-          </w:p>
-        </w:tc>
-        <w:tc>
-          <w:tcPr>
-            <w:tcBorders>
-              <w:top w:val="single" w:space="0" w:color="D3D3D3"/>
-              <w:bottom w:val="single" w:space="0" w:color="D3D3D3"/>
-              <w:start w:val="single" w:space="0" w:color="D3D3D3"/>
-              <w:end w:val="single" w:space="0" w:color="D3D3D3"/>
-            </w:tcBorders>
-          </w:tcPr>
-          <w:p>
-            <w:pPr>
-              <w:spacing w:before="0" w:after="60"/>
-              <w:keepNext/>
-              <w:jc w:val="end"/>
-            </w:pPr>
-            <w:r>
-              <w:rPr>
-                <w:rFonts w:ascii="Calibri" w:hAnsi="Calibri"/>
-                <w:sz w:val="20"/>
-              </w:rPr>
-              <w:t xml:space="default">0.150</w:t>
+              <w:t xml:space="default">1.19 (0.60–2.35)</w:t>
+            </w:r>
+          </w:p>
+        </w:tc>
+        <w:tc>
+          <w:tcPr>
+            <w:tcBorders>
+              <w:top w:val="single" w:space="0" w:color="D3D3D3"/>
+              <w:bottom w:val="single" w:space="0" w:color="D3D3D3"/>
+              <w:start w:val="single" w:space="0" w:color="D3D3D3"/>
+              <w:end w:val="single" w:space="0" w:color="D3D3D3"/>
+            </w:tcBorders>
+          </w:tcPr>
+          <w:p>
+            <w:pPr>
+              <w:spacing w:before="0" w:after="60"/>
+              <w:keepNext/>
+              <w:jc w:val="start"/>
+            </w:pPr>
+            <w:r>
+              <w:rPr>
+                <w:rFonts w:ascii="Calibri" w:hAnsi="Calibri"/>
+                <w:sz w:val="20"/>
+              </w:rPr>
+              <w:t xml:space="default">0.626</w:t>
             </w:r>
           </w:p>
         </w:tc>
@@ -2415,7 +2415,7 @@
             <w:pPr>
               <w:spacing w:before="0" w:after="60"/>
               <w:keepNext/>
-              <w:jc w:val="end"/>
+              <w:jc w:val="start"/>
             </w:pPr>
             <w:r>
               <w:rPr>
@@ -2477,31 +2477,31 @@
                 <w:rFonts w:ascii="Calibri" w:hAnsi="Calibri"/>
                 <w:sz w:val="20"/>
               </w:rPr>
-              <w:t xml:space="default">2.32 (0.98–5.47)</w:t>
-            </w:r>
-          </w:p>
-        </w:tc>
-        <w:tc>
-          <w:tcPr>
-            <w:tcBorders>
-              <w:top w:val="single" w:space="0" w:color="D3D3D3"/>
-              <w:bottom w:val="single" w:space="0" w:color="D3D3D3"/>
-              <w:start w:val="single" w:space="0" w:color="D3D3D3"/>
-              <w:end w:val="single" w:space="0" w:color="D3D3D3"/>
-            </w:tcBorders>
-          </w:tcPr>
-          <w:p>
-            <w:pPr>
-              <w:spacing w:before="0" w:after="60"/>
-              <w:keepNext/>
-              <w:jc w:val="end"/>
-            </w:pPr>
-            <w:r>
-              <w:rPr>
-                <w:rFonts w:ascii="Calibri" w:hAnsi="Calibri"/>
-                <w:sz w:val="20"/>
-              </w:rPr>
-              <w:t xml:space="default">0.057</w:t>
+              <w:t xml:space="default">2.06 (0.85–4.98)</w:t>
+            </w:r>
+          </w:p>
+        </w:tc>
+        <w:tc>
+          <w:tcPr>
+            <w:tcBorders>
+              <w:top w:val="single" w:space="0" w:color="D3D3D3"/>
+              <w:bottom w:val="single" w:space="0" w:color="D3D3D3"/>
+              <w:start w:val="single" w:space="0" w:color="D3D3D3"/>
+              <w:end w:val="single" w:space="0" w:color="D3D3D3"/>
+            </w:tcBorders>
+          </w:tcPr>
+          <w:p>
+            <w:pPr>
+              <w:spacing w:before="0" w:after="60"/>
+              <w:keepNext/>
+              <w:jc w:val="start"/>
+            </w:pPr>
+            <w:r>
+              <w:rPr>
+                <w:rFonts w:ascii="Calibri" w:hAnsi="Calibri"/>
+                <w:sz w:val="20"/>
+              </w:rPr>
+              <w:t xml:space="default">0.111</w:t>
             </w:r>
           </w:p>
         </w:tc>
@@ -2573,7 +2573,7 @@
             <w:pPr>
               <w:spacing w:before="0" w:after="60"/>
               <w:keepNext/>
-              <w:jc w:val="end"/>
+              <w:jc w:val="start"/>
             </w:pPr>
             <w:r>
               <w:rPr>
@@ -2634,31 +2634,31 @@
                 <w:rFonts w:ascii="Calibri" w:hAnsi="Calibri"/>
                 <w:sz w:val="20"/>
               </w:rPr>
-              <w:t xml:space="default">0.06 (0.01–0.35)</w:t>
-            </w:r>
-          </w:p>
-        </w:tc>
-        <w:tc>
-          <w:tcPr>
-            <w:tcBorders>
-              <w:top w:val="single" w:space="0" w:color="D3D3D3"/>
-              <w:bottom w:val="single" w:space="0" w:color="D3D3D3"/>
-              <w:start w:val="single" w:space="0" w:color="D3D3D3"/>
-              <w:end w:val="single" w:space="0" w:color="D3D3D3"/>
-            </w:tcBorders>
-          </w:tcPr>
-          <w:p>
-            <w:pPr>
-              <w:spacing w:before="0" w:after="60"/>
-              <w:keepNext/>
-              <w:jc w:val="end"/>
-            </w:pPr>
-            <w:r>
-              <w:rPr>
-                <w:rFonts w:ascii="Calibri" w:hAnsi="Calibri"/>
-                <w:sz w:val="20"/>
-              </w:rPr>
-              <w:t xml:space="default">0.002</w:t>
+              <w:t xml:space="default">0.05 (0.01–0.26)</w:t>
+            </w:r>
+          </w:p>
+        </w:tc>
+        <w:tc>
+          <w:tcPr>
+            <w:tcBorders>
+              <w:top w:val="single" w:space="0" w:color="D3D3D3"/>
+              <w:bottom w:val="single" w:space="0" w:color="D3D3D3"/>
+              <w:start w:val="single" w:space="0" w:color="D3D3D3"/>
+              <w:end w:val="single" w:space="0" w:color="D3D3D3"/>
+            </w:tcBorders>
+          </w:tcPr>
+          <w:p>
+            <w:pPr>
+              <w:spacing w:before="0" w:after="60"/>
+              <w:keepNext/>
+              <w:jc w:val="start"/>
+            </w:pPr>
+            <w:r>
+              <w:rPr>
+                <w:rFonts w:ascii="Calibri" w:hAnsi="Calibri"/>
+                <w:sz w:val="20"/>
+              </w:rPr>
+              <w:t xml:space="default">&lt;0.001</w:t>
             </w:r>
           </w:p>
         </w:tc>
@@ -2732,7 +2732,7 @@
             <w:pPr>
               <w:spacing w:before="0" w:after="60"/>
               <w:keepNext/>
-              <w:jc w:val="end"/>
+              <w:jc w:val="start"/>
             </w:pPr>
             <w:r>
               <w:rPr>
@@ -2813,7 +2813,7 @@
             <w:pPr>
               <w:spacing w:before="0" w:after="60"/>
               <w:keepNext/>
-              <w:jc w:val="end"/>
+              <w:jc w:val="start"/>
             </w:pPr>
             <w:r>
               <w:rPr>
@@ -2895,7 +2895,7 @@
             <w:pPr>
               <w:spacing w:before="0" w:after="60"/>
               <w:keepNext/>
-              <w:jc w:val="end"/>
+              <w:jc w:val="start"/>
             </w:pPr>
             <w:r>
               <w:rPr>
@@ -2957,31 +2957,31 @@
                 <w:rFonts w:ascii="Calibri" w:hAnsi="Calibri"/>
                 <w:sz w:val="20"/>
               </w:rPr>
-              <w:t xml:space="default">1.51 (0.59–3.89)</w:t>
-            </w:r>
-          </w:p>
-        </w:tc>
-        <w:tc>
-          <w:tcPr>
-            <w:tcBorders>
-              <w:top w:val="single" w:space="0" w:color="D3D3D3"/>
-              <w:bottom w:val="single" w:space="0" w:color="D3D3D3"/>
-              <w:start w:val="single" w:space="0" w:color="D3D3D3"/>
-              <w:end w:val="single" w:space="0" w:color="D3D3D3"/>
-            </w:tcBorders>
-          </w:tcPr>
-          <w:p>
-            <w:pPr>
-              <w:spacing w:before="0" w:after="60"/>
-              <w:keepNext/>
-              <w:jc w:val="end"/>
-            </w:pPr>
-            <w:r>
-              <w:rPr>
-                <w:rFonts w:ascii="Calibri" w:hAnsi="Calibri"/>
-                <w:sz w:val="20"/>
-              </w:rPr>
-              <w:t xml:space="default">0.393</w:t>
+              <w:t xml:space="default">1.24 (0.41–3.79)</w:t>
+            </w:r>
+          </w:p>
+        </w:tc>
+        <w:tc>
+          <w:tcPr>
+            <w:tcBorders>
+              <w:top w:val="single" w:space="0" w:color="D3D3D3"/>
+              <w:bottom w:val="single" w:space="0" w:color="D3D3D3"/>
+              <w:start w:val="single" w:space="0" w:color="D3D3D3"/>
+              <w:end w:val="single" w:space="0" w:color="D3D3D3"/>
+            </w:tcBorders>
+          </w:tcPr>
+          <w:p>
+            <w:pPr>
+              <w:spacing w:before="0" w:after="60"/>
+              <w:keepNext/>
+              <w:jc w:val="start"/>
+            </w:pPr>
+            <w:r>
+              <w:rPr>
+                <w:rFonts w:ascii="Calibri" w:hAnsi="Calibri"/>
+                <w:sz w:val="20"/>
+              </w:rPr>
+              <w:t xml:space="default">0.706</w:t>
             </w:r>
           </w:p>
         </w:tc>
